--- a/az/discovery-articles/4.6 Sanitariya və təmiz su sistemləri.docx
+++ b/az/discovery-articles/4.6 Sanitariya və təmiz su sistemləri.docx
@@ -4,570 +4,375 @@
   <w:body>
     <w:p>
       <w:pPr>
-        <w:keepNext/>
-        <w:spacing w:before="280" w:after="120"/>
+        <w:pStyle w:val="Title"/>
+        <w:widowControl/>
       </w:pPr>
       <w:r>
-        <w:rPr>
-          <w:rFonts w:ascii="Calibri" w:hAnsi="Calibri" w:eastAsia="Calibri"/>
-          <w:b/>
-          <w:i w:val="0"/>
-          <w:color w:val="004E8C"/>
-          <w:sz w:val="44"/>
-        </w:rPr>
         <w:t>4.6 Sanitariya və təmiz su sistemləri</w:t>
       </w:r>
     </w:p>
     <w:p>
       <w:pPr>
-        <w:spacing w:after="80"/>
+        <w:keepNext/>
+        <w:widowControl/>
       </w:pPr>
       <w:r>
         <w:rPr>
-          <w:rFonts w:ascii="Calibri" w:hAnsi="Calibri" w:eastAsia="Calibri"/>
-          <w:b w:val="0"/>
-          <w:i/>
-          <w:color w:val="505050"/>
-          <w:sz w:val="22"/>
+          <w:sz w:val="20"/>
         </w:rPr>
-        <w:t>4. Tibb, biologiya və ictimai sağlamlıq</w:t>
-      </w:r>
-    </w:p>
-    <w:p>
-      <w:pPr>
-        <w:spacing w:after="200"/>
-      </w:pPr>
-      <w:r>
-        <w:rPr>
-          <w:rFonts w:ascii="Calibri" w:hAnsi="Calibri" w:eastAsia="Calibri"/>
-          <w:b w:val="0"/>
-          <w:i/>
-          <w:sz w:val="22"/>
-        </w:rPr>
-        <w:t>Dövr: 1850–1900-cü illər (Böyük Üfunət və London kanalizasiya sistemi); XX əsrdə qlobal genişlənmə | Əsas simalar: Cozef Bazalcett (London kanalizasiyası); Edvin Çedvik; Con Snou; Lemuel Şattak</w:t>
-      </w:r>
-    </w:p>
-    <w:p>
-      <w:pPr>
-        <w:spacing w:after="160" w:line="276" w:lineRule="auto"/>
-      </w:pPr>
-      <w:r>
-        <w:rPr>
-          <w:rFonts w:ascii="Calibri" w:hAnsi="Calibri" w:eastAsia="Calibri"/>
-          <w:b w:val="0"/>
-          <w:i w:val="0"/>
-          <w:sz w:val="22"/>
-        </w:rPr>
-        <w:t>Sanitariya tullantıların təhlükəsiz uzaqlaşdırılmasını və əhalinin təmiz su ilə təmin olunmasını təşkil edir. Kanalizasiya, filtrasiya və dezinfeksiya sistemləri xolera və qarın yatalağı kimi xəstəliklərin yayılmasını kəskin azaltdı.</w:t>
+        <w:t>4 Tibb biologiya və ictimai səhiyyə</w:t>
       </w:r>
     </w:p>
     <w:p>
       <w:pPr>
         <w:keepNext/>
-        <w:spacing w:before="240" w:after="120"/>
+        <w:widowControl/>
       </w:pPr>
       <w:r>
         <w:rPr>
-          <w:rFonts w:ascii="Calibri" w:hAnsi="Calibri" w:eastAsia="Calibri"/>
-          <w:b/>
-          <w:i w:val="0"/>
-          <w:color w:val="004E8C"/>
-          <w:sz w:val="28"/>
+          <w:sz w:val="20"/>
         </w:rPr>
-        <w:t>Əsas faktlar</w:t>
+        <w:t>Dövr: 1850-ci illər–1900 (Londonda «Böyük üfunət» və kanalizasiya sistemi); XX əsrdə dünyaya yayılması | Əsas şəxslər: Cozef Bazalget (London kanalizasiyası); Edvin Çedvik; Con Snou; Lemuel Şattak</w:t>
+      </w:r>
+    </w:p>
+    <w:p>
+      <w:pPr>
+        <w:widowControl/>
+      </w:pPr>
+      <w:r>
+        <w:t>Sanitariya tullantıların mütəşəkkil kənarlaşdırılması və təmiz su təminatıdır. XIX əsrdə kanalizasiya və süzgəclər vəba ilə qarın yatalağını azaltdı. Bunlar bu gün də ictimai səhiyyənin ən böyük nailiyyətləri sırasındadır.</w:t>
+      </w:r>
+    </w:p>
+    <w:p>
+      <w:pPr>
+        <w:pStyle w:val="Heading1"/>
+        <w:widowControl/>
+      </w:pPr>
+      <w:r>
+        <w:t>Əsas məlumatlar</w:t>
       </w:r>
     </w:p>
     <w:p>
       <w:pPr>
         <w:pStyle w:val="ListBullet"/>
+        <w:widowControl/>
       </w:pPr>
       <w:r>
-        <w:rPr>
-          <w:rFonts w:ascii="Calibri" w:hAnsi="Calibri" w:eastAsia="Calibri"/>
-          <w:b w:val="0"/>
-          <w:i w:val="0"/>
-          <w:sz w:val="22"/>
-        </w:rPr>
-        <w:t>Con Snou 1854-cü ildə xoleranı çirklənmiş su ilə əlaqələndirib</w:t>
+        <w:t>Con Snou 1854-cü ildə vəbanı çirklənmiş su ilə əlaqələndirdi.</w:t>
       </w:r>
     </w:p>
     <w:p>
       <w:pPr>
         <w:pStyle w:val="ListBullet"/>
+        <w:widowControl/>
       </w:pPr>
       <w:r>
-        <w:rPr>
-          <w:rFonts w:ascii="Calibri" w:hAnsi="Calibri" w:eastAsia="Calibri"/>
-          <w:b w:val="0"/>
-          <w:i w:val="0"/>
-          <w:sz w:val="22"/>
-        </w:rPr>
-        <w:t>Edvin Çedvik xəstəliyi təkcə yoxsulluğun deyil, antisanitar şəraitin də yaydığını əsaslandırıb</w:t>
+        <w:t>Edvin Çedvik xəstəliyə təkcə yoxsulluğun deyil, natəmizliyin də səbəb olduğunu vurğulayırdı.</w:t>
       </w:r>
     </w:p>
     <w:p>
       <w:pPr>
         <w:pStyle w:val="ListBullet"/>
+        <w:widowControl/>
       </w:pPr>
       <w:r>
-        <w:rPr>
-          <w:rFonts w:ascii="Calibri" w:hAnsi="Calibri" w:eastAsia="Calibri"/>
-          <w:b w:val="0"/>
-          <w:i w:val="0"/>
-          <w:sz w:val="22"/>
-        </w:rPr>
-        <w:t>Cozef Bazalcett 1858-ci il Böyük Üfunətindən sonra Londonda çirkab suları tutub uzaqlaşdıran əsas kollektorları tikib</w:t>
+        <w:t>Cozef Bazalget 1858-ci ilin «Böyük üfunət» hadisəsindən sonra Londonda çirkab sularını toplayıb uzaqlaşdıran kanalizasiya xətlərini tikdi.</w:t>
       </w:r>
     </w:p>
     <w:p>
       <w:pPr>
         <w:pStyle w:val="ListBullet"/>
+        <w:widowControl/>
       </w:pPr>
       <w:r>
-        <w:rPr>
-          <w:rFonts w:ascii="Calibri" w:hAnsi="Calibri" w:eastAsia="Calibri"/>
-          <w:b w:val="0"/>
-          <w:i w:val="0"/>
-          <w:sz w:val="22"/>
-        </w:rPr>
-        <w:t>Filtrasiya, sonralar isə xlorlama boru ilə verilən suyu xeyli təhlükəsiz edib</w:t>
+        <w:t>Süzülmə və sonralar xlorlama borularla verilən suyu xeyli təhlükəsiz etdi.</w:t>
       </w:r>
     </w:p>
     <w:p>
       <w:pPr>
         <w:pStyle w:val="ListBullet"/>
+        <w:widowControl/>
       </w:pPr>
       <w:r>
-        <w:rPr>
-          <w:rFonts w:ascii="Calibri" w:hAnsi="Calibri" w:eastAsia="Calibri"/>
-          <w:b w:val="0"/>
-          <w:i w:val="0"/>
-          <w:sz w:val="22"/>
-        </w:rPr>
-        <w:t>Təmiz su bu gün də bir çox yüksək texnologiyalı müalicədən daha çox ölümün qarşısını alır</w:t>
+        <w:t>Təmiz su bu gün də bir çox yüksək texnologiyalı müalicədən daha çox ölümün qarşısını alır.</w:t>
       </w:r>
     </w:p>
     <w:p>
       <w:pPr>
-        <w:keepNext/>
-        <w:spacing w:before="240" w:after="120"/>
+        <w:pStyle w:val="Heading1"/>
+        <w:widowControl/>
       </w:pPr>
       <w:r>
-        <w:rPr>
-          <w:rFonts w:ascii="Calibri" w:hAnsi="Calibri" w:eastAsia="Calibri"/>
-          <w:b/>
-          <w:i w:val="0"/>
-          <w:color w:val="004E8C"/>
-          <w:sz w:val="28"/>
-        </w:rPr>
-        <w:t>Bu nədir və necə işləyir?</w:t>
+        <w:t>Bu nədir</w:t>
       </w:r>
     </w:p>
     <w:p>
       <w:pPr>
-        <w:spacing w:after="160" w:line="276" w:lineRule="auto"/>
+        <w:widowControl/>
       </w:pPr>
       <w:r>
-        <w:rPr>
-          <w:rFonts w:ascii="Calibri" w:hAnsi="Calibri" w:eastAsia="Calibri"/>
-          <w:b w:val="0"/>
-          <w:i w:val="0"/>
-          <w:sz w:val="22"/>
-        </w:rPr>
-        <w:t>Sanitariya insan tullantılarını içməli sudan və yaşayış məkanlarından uzaq saxlamaq deməkdir. Təmiz su sistemi suyu toplayır, emal edir və içən insanı xəstələndirməyəcək şəkildə borularla çatdırır. Təmizləmə prosesinə çökdürmə, filtrasiya, xlor və ya başqa dezinfeksiyaedici maddələr daxil ola bilər. Bu texnologiya tək bir qurğu deyil; borular, nasoslar və qaydalar sistemidir. O, sivilizasiyanın görünməz santexnikasıdır və süfrədəki suyun təhlükəsizliyini qoruyur.</w:t>
+        <w:t>Sanitariya insan tullantılarının içməli sudan və yaşayış məkanından uzaq tutulmasıdır. Təmiz su sistemi içənləri xəstələndirməyəcək suyu toplayır, emal edir və borularla çatdırır. Emala çökdürmə, süzmə, xlor və ya digər dezinfeksiyaedici maddələrin tətbiqi daxil ola bilər. Burada söhbət bir cihazdan deyil, borular, nasoslar və qaydalardan ibarət sistemdən gedir. Bu, sivilizasiyanın su və kanalizasiya şəbəkəsidir: süfrəmizin təhlükəsizliyini qoruyan, çox vaxt gözə görünməyən borular.</w:t>
       </w:r>
     </w:p>
     <w:p>
       <w:pPr>
-        <w:keepNext/>
-        <w:spacing w:before="240" w:after="120"/>
+        <w:pStyle w:val="Heading1"/>
+        <w:widowControl/>
       </w:pPr>
       <w:r>
-        <w:rPr>
-          <w:rFonts w:ascii="Calibri" w:hAnsi="Calibri" w:eastAsia="Calibri"/>
-          <w:b/>
-          <w:i w:val="0"/>
-          <w:color w:val="004E8C"/>
-          <w:sz w:val="28"/>
-        </w:rPr>
-        <w:t>Kim kəşf və ya ixtira edib?</w:t>
+        <w:t>Kim kəşf edib və ya yaradıb</w:t>
       </w:r>
     </w:p>
     <w:p>
       <w:pPr>
-        <w:spacing w:after="160" w:line="276" w:lineRule="auto"/>
+        <w:widowControl/>
       </w:pPr>
       <w:r>
-        <w:rPr>
-          <w:rFonts w:ascii="Calibri" w:hAnsi="Calibri" w:eastAsia="Calibri"/>
-          <w:b w:val="0"/>
-          <w:i w:val="0"/>
-          <w:sz w:val="22"/>
-        </w:rPr>
-        <w:t>Sanitariyanın tək bir ixtiraçısı yoxdur. Roma akvedukları və daha qədim quyular bu ehtiyacın minillər boyu mövcud olduğunu göstərir. Müasir dönüş nöqtəsi sənaye şəhəri oldu. Britaniyada Edvin Çedvikin hesabatları, Con Snounun xolera xəritəsi və Cozef Bazalcettin 1858-ci il Böyük Üfunətindən sonra çəkdiyi London kanalizasiyası bu tarixin məşhur səhifələridir. Mühəndislər, həkimlər və şəhər hökumətləri işi birlikdə gördülər. Eyni cür layihələr başqa sıx şəhərlərdə də həyata keçirildi.</w:t>
+        <w:t>Sanitariyanın tək bir ixtiraçısı yoxdur. Roma akvedukları — suötürücü qurğular — və daha qədim quyular bu ehtiyacın çox köhnə olduğunu göstərir. Müasir dönüş sənaye şəhərlərində baş verdi. Britaniyada Edvin Çedvikin hesabatları, Con Snounun vəba xəritəsi və Cozef Bazalgetin 1858-ci il «Böyük üfunət» hadisəsindən sonra tikilən London kanalizasiyası bu tarixin məşhur səhifələridir. İşdə mühəndislər, həkimlər və şəhər rəhbərlikləri birlikdə iştirak edirdi. Başqa sıx məskunlaşmış şəhərlərdə də oxşar layihələr yarandı.</w:t>
       </w:r>
     </w:p>
     <w:p>
       <w:pPr>
-        <w:keepNext/>
-        <w:spacing w:before="240" w:after="120"/>
+        <w:pStyle w:val="Heading1"/>
+        <w:widowControl/>
       </w:pPr>
       <w:r>
-        <w:rPr>
-          <w:rFonts w:ascii="Calibri" w:hAnsi="Calibri" w:eastAsia="Calibri"/>
-          <w:b/>
-          <w:i w:val="0"/>
-          <w:color w:val="004E8C"/>
-          <w:sz w:val="28"/>
-        </w:rPr>
-        <w:t>Nə vaxt və necə yaranıb?</w:t>
+        <w:t>Nə vaxt və necə yaranıb</w:t>
       </w:r>
     </w:p>
     <w:p>
       <w:pPr>
-        <w:spacing w:after="160" w:line="276" w:lineRule="auto"/>
+        <w:widowControl/>
       </w:pPr>
       <w:r>
-        <w:rPr>
-          <w:rFonts w:ascii="Calibri" w:hAnsi="Calibri" w:eastAsia="Calibri"/>
-          <w:b w:val="0"/>
-          <w:i w:val="0"/>
-          <w:sz w:val="22"/>
-        </w:rPr>
-        <w:t>XIX əsrin ortalarında mikrob nəzəriyyəsinin ilk əlamətləri, statistik sağlamlıq hesabatları, kərpic və dəmir mühəndisliyi bir araya gəldi. Çirkab quyuları daşır, çaylar həm kanalizasiya, həm də su mənbəyi kimi istifadə olunurdu. Üfunət, epidemiyalar və görünməz infrastrukturu dövlətin qurmalı olduğu barədə siyasi qərar tədbir görməyi zəruri etdi. Kanalizasiya və su anbarları tikiləndən sonra, hətta bütün həkimlər mikrobları qəbul etməzdən əvvəl, su ilə yayılan xəstəliklərdən ölüm azaldı.</w:t>
+        <w:t>XIX əsrin ortalarında mikrob nəzəriyyəsinin ilkin işartıları, sağlamlıq haqqında statistik hesabatlar və kərpiclə dəmirə əsaslanan mühəndislik bir araya gəldi. Çirkab çalaları daşırdı; çaylar həm kanalizasiya, həm də su mənbəyi idi. Üfunət, epidemiyalar və belə gözəgörünməz infrastrukturu dövlətin qurmalı olduğu barədə siyasi qərar tədbir görülməsinə səbəb oldu. Kanalizasiya və su anbarları yarandıqdan sonra su ilə yayılan xəstəliklərdən ölüm azaldı — bəzən bütün həkimlər mikrobların rolunu qəbul etməzdən əvvəl.</w:t>
       </w:r>
     </w:p>
     <w:p>
       <w:pPr>
-        <w:keepNext/>
-        <w:spacing w:before="240" w:after="120"/>
+        <w:pStyle w:val="Heading1"/>
+        <w:widowControl/>
       </w:pPr>
       <w:r>
-        <w:rPr>
-          <w:rFonts w:ascii="Calibri" w:hAnsi="Calibri" w:eastAsia="Calibri"/>
-          <w:b/>
-          <w:i w:val="0"/>
-          <w:color w:val="004E8C"/>
-          <w:sz w:val="28"/>
-        </w:rPr>
-        <w:t>Elmi əhəmiyyəti</w:t>
+        <w:t>Elm üçün əhəmiyyəti</w:t>
       </w:r>
     </w:p>
     <w:p>
       <w:pPr>
-        <w:spacing w:after="160" w:line="276" w:lineRule="auto"/>
+        <w:widowControl/>
       </w:pPr>
       <w:r>
-        <w:rPr>
-          <w:rFonts w:ascii="Calibri" w:hAnsi="Calibri" w:eastAsia="Calibri"/>
-          <w:b w:val="0"/>
-          <w:i w:val="0"/>
-          <w:sz w:val="22"/>
-        </w:rPr>
-        <w:t>Təmiz su mikrobiologiya ilə mülki mühəndisliyin praktik birləşməsidir. Bu sistem hər xəstəni ayrı-ayrılıqda müalicə etmədən bütöv əhalinin sağlamlığını yaxşılaşdırmağın mümkün olduğunu göstərdi. Epidemiologiya və sanitariya mühəndisliyi peşə sahələrinə çevrildi. Elmi nəticə aydındır: yoluxma zəncirini qırmaq çox vaxt xəstəliyi sonradan müalicə etməkdən daha təsirlidir. Suyun bulanıqlığının, bakteriya miqdarının və qalıq xlorun ölçülməsi görünməz təhlükəni idarə etməyə imkan verdi.</w:t>
+        <w:t>Təmiz su tətbiqi mikrobiologiya ilə inşaat mühəndisliyinin birləşməsidir. O göstərdi ki, hər xəstəni ayrıca müalicə etmədən də əhalinin sağlamlığını yaxşılaşdırmaq olar. Epidemiologiya və sanitariya mühəndisliyi peşəyə çevrildi. Elmi nəticə sadə idi: yoluxma yolunu kəsmək bütöv bir dərman dolabından daha təsirli ola bilər. Bulanıqlığın, bakteriyaların və qalıq xlorun ölçülməsi görünməyən təhlükəni idarə etməyə imkan verdi.</w:t>
       </w:r>
     </w:p>
     <w:p>
       <w:pPr>
-        <w:keepNext/>
-        <w:spacing w:before="240" w:after="120"/>
+        <w:pStyle w:val="Heading1"/>
+        <w:widowControl/>
       </w:pPr>
       <w:r>
-        <w:rPr>
-          <w:rFonts w:ascii="Calibri" w:hAnsi="Calibri" w:eastAsia="Calibri"/>
-          <w:b/>
-          <w:i w:val="0"/>
-          <w:color w:val="004E8C"/>
-          <w:sz w:val="28"/>
-        </w:rPr>
         <w:t>Sonrakı inkişafa təsiri</w:t>
       </w:r>
     </w:p>
     <w:p>
       <w:pPr>
-        <w:spacing w:after="160" w:line="276" w:lineRule="auto"/>
+        <w:widowControl/>
       </w:pPr>
       <w:r>
-        <w:rPr>
-          <w:rFonts w:ascii="Calibri" w:hAnsi="Calibri" w:eastAsia="Calibri"/>
-          <w:b w:val="0"/>
-          <w:i w:val="0"/>
-          <w:sz w:val="22"/>
-        </w:rPr>
-        <w:t>Çirkab suların təmizlənməsi, evdaxili santexnika və içməli su standartları XX əsr boyunca yayıldı. Ağızdan rehidratasiya və sabun kampaniyaları bu ideyanı tam kanalizasiya sistemi olmayan yerlərə çatdırdı. İqlim təzyiqi və köhnələn borular yeni çətinliklər yaradır. Eyni yanaşma indi kimyəvi çirkləndiriciləri və qurğuşunu da əhatə edir. Sanitariya birdəfəlik başa çatan iş deyil; onu daim işlək saxlamaq lazımdır.</w:t>
+        <w:t>XX əsrdə çirkab sularının təmizlənməsi, evdaxili su və kanalizasiya, içməli su standartları yayıldı. Ağızdan maye-duz məhlulları verməklə susuzlaşmanın aradan qaldırılması və sabundan istifadə kampaniyaları bu yanaşmanı tam kanalizasiyası olmayan yerlərə də çatdırdı. İqlim təzyiqi və köhnələn borular yeni çətinliklərdir. Eyni yanaşma indi kimyəvi çirkləndiriciləri və qurğuşunu da əhatə edir. Sanitariya bir dəfə görülüb bitən iş deyil; sistem daim saxlanmalı və işlədilməlidir.</w:t>
       </w:r>
     </w:p>
     <w:p>
       <w:pPr>
-        <w:keepNext/>
-        <w:spacing w:before="240" w:after="120"/>
+        <w:pStyle w:val="Heading1"/>
+        <w:widowControl/>
       </w:pPr>
       <w:r>
-        <w:rPr>
-          <w:rFonts w:ascii="Calibri" w:hAnsi="Calibri" w:eastAsia="Calibri"/>
-          <w:b/>
-          <w:i w:val="0"/>
-          <w:color w:val="004E8C"/>
-          <w:sz w:val="28"/>
-        </w:rPr>
-        <w:t>İnsan həyatını necə dəyişdi?</w:t>
+        <w:t>İnsan həyatını necə dəyişib</w:t>
       </w:r>
     </w:p>
     <w:p>
       <w:pPr>
-        <w:spacing w:after="160" w:line="276" w:lineRule="auto"/>
+        <w:widowControl/>
       </w:pPr>
       <w:r>
-        <w:rPr>
-          <w:rFonts w:ascii="Calibri" w:hAnsi="Calibri" w:eastAsia="Calibri"/>
-          <w:b w:val="0"/>
-          <w:i w:val="0"/>
-          <w:sz w:val="22"/>
-        </w:rPr>
-        <w:t>Uşaqların sağ qalması, şəhərlərin böyüməsi və şəxsi tualetin verdiyi ləyaqət bu sistemə əsaslanır. İnsanlar əvvəlki yüksək ölüm göstəriciləri olmadan sıx yaşaya bildilər. Sənayeləşmiş ölkələrdə ömür uzunluğunu xəstəxanalar qədər borular da artırdı. Sanitariya çatışmayan yerlərdə qarşısı alına bilən xəstəliklər hələ də üstünlük təşkil edir. İnsan tərəqqisi üçün bundan daha az cazibədar görünən, lakin daha həlledici olan ixtira azdır.</w:t>
+        <w:t>Uşaqların sağ qalması, şəhərlərin böyüməsi və şəxsi tualetin verdiyi ləyaqətli məişət şəraiti bu sistemə söykənir. İnsanlar sıx məskunlaşaraq əvvəlki qədər yüksək ölümlə üzləşmədən yaşaya bildilər. Sənaye ölkələrində ömür uzunluğunun artmasına borular xəstəxanalar qədər töhfə verdi. Sanitariya olmayan yerlərdə qarşısı alına bilən xəstəliklər hələ də geniş yayılır. Az ixtira bu qədər diqqətdən kənarda qalıb, eyni zamanda insan tərəqqisi üçün bu qədər həlledici olub.</w:t>
       </w:r>
     </w:p>
     <w:p>
       <w:pPr>
-        <w:keepNext/>
-        <w:spacing w:before="240" w:after="120"/>
+        <w:pStyle w:val="Heading1"/>
+        <w:widowControl/>
       </w:pPr>
       <w:r>
-        <w:rPr>
-          <w:rFonts w:ascii="Calibri" w:hAnsi="Calibri" w:eastAsia="Calibri"/>
-          <w:b/>
-          <w:i w:val="0"/>
-          <w:color w:val="004E8C"/>
-          <w:sz w:val="28"/>
-        </w:rPr>
         <w:t>Mənbələr və istinadlar</w:t>
       </w:r>
     </w:p>
     <w:p>
       <w:pPr>
-        <w:keepNext/>
-        <w:spacing w:before="240" w:after="120"/>
+        <w:pStyle w:val="Heading2"/>
+        <w:widowControl/>
       </w:pPr>
       <w:r>
         <w:rPr>
-          <w:rFonts w:ascii="Calibri" w:hAnsi="Calibri" w:eastAsia="Calibri"/>
-          <w:b/>
-          <w:i w:val="0"/>
-          <w:color w:val="004E8C"/>
-          <w:sz w:val="24"/>
+          <w:sz w:val="20"/>
         </w:rPr>
-        <w:t>C. Təşkilatların materialları və ensiklopedik mənbələr</w:t>
+        <w:t>C Qurumların materialları və ensiklopedik mənbələr</w:t>
       </w:r>
     </w:p>
     <w:p>
       <w:pPr>
-        <w:spacing w:after="80"/>
-        <w:ind w:left="360"/>
+        <w:widowControl/>
       </w:pPr>
       <w:r>
         <w:rPr>
-          <w:rFonts w:ascii="Calibri" w:hAnsi="Calibri" w:eastAsia="Calibri"/>
-          <w:b w:val="0"/>
-          <w:i w:val="0"/>
-          <w:sz w:val="22"/>
+          <w:sz w:val="20"/>
         </w:rPr>
-        <w:t>1. UNICEF və Ümumdünya Səhiyyə Təşkilatı. Ev təsərrüfatlarında içməli su, sanitariya və gigiyena üzrə irəliləyiş (JMP).</w:t>
-      </w:r>
-      <w:r>
-        <w:rPr>
-          <w:rFonts w:ascii="Calibri" w:hAnsi="Calibri" w:eastAsia="Calibri"/>
-          <w:b w:val="0"/>
-          <w:i w:val="0"/>
-          <w:sz w:val="22"/>
-        </w:rPr>
-        <w:t xml:space="preserve"> </w:t>
+        <w:t xml:space="preserve">1. UNICEF and World Health Organization. Progress on household drinking water, sanitation and hygiene (JMP). </w:t>
       </w:r>
       <w:hyperlink r:id="rId9">
         <w:r>
           <w:rPr>
-            <w:rFonts w:ascii="Calibri" w:hAnsi="Calibri" w:eastAsia="Calibri"/>
-            <w:b w:val="0"/>
-            <w:i w:val="0"/>
-            <w:sz w:val="22"/>
-            <w:color w:val="0563C1"/>
-            <w:u w:val="single"/>
+            <w:sz w:val="20"/>
           </w:rPr>
           <w:t>https://washdata.org/</w:t>
         </w:r>
       </w:hyperlink>
+      <w:r>
+        <w:rPr>
+          <w:sz w:val="20"/>
+        </w:rPr>
+      </w:r>
     </w:p>
     <w:p>
       <w:pPr>
-        <w:spacing w:after="80"/>
-        <w:ind w:left="360"/>
+        <w:widowControl/>
       </w:pPr>
       <w:r>
         <w:rPr>
-          <w:rFonts w:ascii="Calibri" w:hAnsi="Calibri" w:eastAsia="Calibri"/>
-          <w:b w:val="0"/>
-          <w:i w:val="0"/>
-          <w:sz w:val="22"/>
+          <w:sz w:val="20"/>
         </w:rPr>
-        <w:t>2. Ümumdünya Səhiyyə Təşkilatı. İçməli su haqqında məlumat vərəqi.</w:t>
-      </w:r>
-      <w:r>
-        <w:rPr>
-          <w:rFonts w:ascii="Calibri" w:hAnsi="Calibri" w:eastAsia="Calibri"/>
-          <w:b w:val="0"/>
-          <w:i w:val="0"/>
-          <w:sz w:val="22"/>
-        </w:rPr>
-        <w:t xml:space="preserve"> </w:t>
+        <w:t xml:space="preserve">2. World Health Organization. Drinking-water fact sheet. </w:t>
       </w:r>
       <w:hyperlink r:id="rId10">
         <w:r>
           <w:rPr>
-            <w:rFonts w:ascii="Calibri" w:hAnsi="Calibri" w:eastAsia="Calibri"/>
-            <w:b w:val="0"/>
-            <w:i w:val="0"/>
-            <w:sz w:val="22"/>
-            <w:color w:val="0563C1"/>
-            <w:u w:val="single"/>
+            <w:sz w:val="20"/>
           </w:rPr>
           <w:t>https://www.who.int/news-room/fact-sheets/detail/drinking-water</w:t>
         </w:r>
       </w:hyperlink>
+      <w:r>
+        <w:rPr>
+          <w:sz w:val="20"/>
+        </w:rPr>
+      </w:r>
     </w:p>
     <w:p>
       <w:pPr>
-        <w:spacing w:after="80"/>
-        <w:ind w:left="360"/>
+        <w:widowControl/>
       </w:pPr>
       <w:r>
         <w:rPr>
-          <w:rFonts w:ascii="Calibri" w:hAnsi="Calibri" w:eastAsia="Calibri"/>
-          <w:b w:val="0"/>
-          <w:i w:val="0"/>
-          <w:sz w:val="22"/>
+          <w:sz w:val="20"/>
         </w:rPr>
-        <w:t>3. Encyclopaedia Britannica. “Public health” (“İctimai sağlamlıq”).</w:t>
-      </w:r>
-      <w:r>
-        <w:rPr>
-          <w:rFonts w:ascii="Calibri" w:hAnsi="Calibri" w:eastAsia="Calibri"/>
-          <w:b w:val="0"/>
-          <w:i w:val="0"/>
-          <w:sz w:val="22"/>
-        </w:rPr>
-        <w:t xml:space="preserve"> </w:t>
+        <w:t xml:space="preserve">3. Encyclopaedia Britannica. 'Public health.' </w:t>
       </w:r>
       <w:hyperlink r:id="rId11">
         <w:r>
           <w:rPr>
-            <w:rFonts w:ascii="Calibri" w:hAnsi="Calibri" w:eastAsia="Calibri"/>
-            <w:b w:val="0"/>
-            <w:i w:val="0"/>
-            <w:sz w:val="22"/>
-            <w:color w:val="0563C1"/>
-            <w:u w:val="single"/>
+            <w:sz w:val="20"/>
           </w:rPr>
           <w:t>https://www.britannica.com/topic/public-health</w:t>
         </w:r>
       </w:hyperlink>
+      <w:r>
+        <w:rPr>
+          <w:sz w:val="20"/>
+        </w:rPr>
+      </w:r>
     </w:p>
     <w:p>
       <w:pPr>
-        <w:spacing w:after="80"/>
-        <w:ind w:left="360"/>
+        <w:widowControl/>
       </w:pPr>
       <w:r>
         <w:rPr>
-          <w:rFonts w:ascii="Calibri" w:hAnsi="Calibri" w:eastAsia="Calibri"/>
-          <w:b w:val="0"/>
-          <w:i w:val="0"/>
-          <w:sz w:val="22"/>
+          <w:sz w:val="20"/>
         </w:rPr>
-        <w:t>4. Encyclopaedia Britannica. “Joseph Bazalgette” (“Cozef Bazalcett”).</w:t>
-      </w:r>
-      <w:r>
-        <w:rPr>
-          <w:rFonts w:ascii="Calibri" w:hAnsi="Calibri" w:eastAsia="Calibri"/>
-          <w:b w:val="0"/>
-          <w:i w:val="0"/>
-          <w:sz w:val="22"/>
-        </w:rPr>
-        <w:t xml:space="preserve"> </w:t>
+        <w:t xml:space="preserve">4. Encyclopaedia Britannica. 'Joseph Bazalgette.' </w:t>
       </w:r>
       <w:hyperlink r:id="rId12">
         <w:r>
           <w:rPr>
-            <w:rFonts w:ascii="Calibri" w:hAnsi="Calibri" w:eastAsia="Calibri"/>
-            <w:b w:val="0"/>
-            <w:i w:val="0"/>
-            <w:sz w:val="22"/>
-            <w:color w:val="0563C1"/>
-            <w:u w:val="single"/>
+            <w:sz w:val="20"/>
           </w:rPr>
           <w:t>https://www.britannica.com/biography/Joseph-Bazalgette</w:t>
         </w:r>
       </w:hyperlink>
-    </w:p>
-    <w:p>
-      <w:pPr>
-        <w:keepNext/>
-        <w:spacing w:before="240" w:after="120"/>
-      </w:pPr>
       <w:r>
         <w:rPr>
-          <w:rFonts w:ascii="Calibri" w:hAnsi="Calibri" w:eastAsia="Calibri"/>
-          <w:b/>
-          <w:i w:val="0"/>
-          <w:color w:val="004E8C"/>
-          <w:sz w:val="24"/>
+          <w:sz w:val="20"/>
         </w:rPr>
-        <w:t>D. Muzey, arxiv və kitabxana materialları</w:t>
       </w:r>
     </w:p>
     <w:p>
       <w:pPr>
-        <w:spacing w:after="80"/>
-        <w:ind w:left="360"/>
+        <w:pStyle w:val="Heading2"/>
+        <w:widowControl/>
       </w:pPr>
       <w:r>
         <w:rPr>
-          <w:rFonts w:ascii="Calibri" w:hAnsi="Calibri" w:eastAsia="Calibri"/>
-          <w:b w:val="0"/>
-          <w:i w:val="0"/>
-          <w:sz w:val="22"/>
+          <w:sz w:val="20"/>
         </w:rPr>
-        <w:t>1. London Museum. London infrastrukturu və şəhər tarixi kolleksiyaları.</w:t>
+        <w:t>D Muzey arxiv və kitabxana materialları</w:t>
       </w:r>
+    </w:p>
+    <w:p>
+      <w:pPr>
+        <w:widowControl/>
+      </w:pPr>
       <w:r>
         <w:rPr>
-          <w:rFonts w:ascii="Calibri" w:hAnsi="Calibri" w:eastAsia="Calibri"/>
-          <w:b w:val="0"/>
-          <w:i w:val="0"/>
-          <w:sz w:val="22"/>
+          <w:sz w:val="20"/>
         </w:rPr>
-        <w:t xml:space="preserve"> </w:t>
+        <w:t xml:space="preserve">1. London Museum. London infrastructure and urban history collections. </w:t>
       </w:r>
       <w:hyperlink r:id="rId13">
         <w:r>
           <w:rPr>
-            <w:rFonts w:ascii="Calibri" w:hAnsi="Calibri" w:eastAsia="Calibri"/>
-            <w:b w:val="0"/>
-            <w:i w:val="0"/>
-            <w:sz w:val="22"/>
-            <w:color w:val="0563C1"/>
-            <w:u w:val="single"/>
+            <w:sz w:val="20"/>
           </w:rPr>
           <w:t>https://www.londonmuseum.org.uk/</w:t>
         </w:r>
       </w:hyperlink>
+      <w:r>
+        <w:rPr>
+          <w:sz w:val="20"/>
+        </w:rPr>
+      </w:r>
     </w:p>
     <w:sectPr>
-      <w:pgSz w:w="12240" w:h="15840"/>
-      <w:pgMar w:top="1296" w:right="1440" w:bottom="1296" w:left="1440" w:header="720" w:footer="720" w:gutter="0"/>
+      <w:footerReference w:type="default" r:id="rId14"/>
+      <w:pgSz w:w="11906" w:h="16838"/>
+      <w:pgMar w:top="1020" w:right="1134" w:bottom="1020" w:left="1134" w:header="720" w:footer="720" w:gutter="0"/>
       <w:cols w:space="720"/>
       <w:docGrid w:linePitch="360"/>
     </w:sectPr>
   </w:body>
 </w:document>
+</file>
+
+<file path=word/footer1.xml><?xml version="1.0" encoding="utf-8"?>
+<w:ftr xmlns:m="http://schemas.openxmlformats.org/officeDocument/2006/math" xmlns:mc="http://schemas.openxmlformats.org/markup-compatibility/2006" xmlns:mo="http://schemas.microsoft.com/office/mac/office/2008/main" xmlns:mv="urn:schemas-microsoft-com:mac:vml" xmlns:o="urn:schemas-microsoft-com:office:office" xmlns:r="http://schemas.openxmlformats.org/officeDocument/2006/relationships" xmlns:v="urn:schemas-microsoft-com:vml" xmlns:w10="urn:schemas-microsoft-com:office:word" xmlns:w14="http://schemas.microsoft.com/office/word/2010/wordml" xmlns:w="http://schemas.openxmlformats.org/wordprocessingml/2006/main" xmlns:wne="http://schemas.microsoft.com/office/word/2006/wordml" xmlns:wp14="http://schemas.microsoft.com/office/word/2010/wordprocessingDrawing" xmlns:wp="http://schemas.openxmlformats.org/drawingml/2006/wordprocessingDrawing" xmlns:wpc="http://schemas.microsoft.com/office/word/2010/wordprocessingCanvas" xmlns:wpg="http://schemas.microsoft.com/office/word/2010/wordprocessingGroup" xmlns:wpi="http://schemas.microsoft.com/office/word/2010/wordprocessingInk" xmlns:wps="http://schemas.microsoft.com/office/word/2010/wordprocessingShape" mc:Ignorable="w14 wp14">
+  <w:p>
+    <w:pPr>
+      <w:pStyle w:val="Footer"/>
+      <w:jc w:val="right"/>
+    </w:pPr>
+    <w:fldSimple w:instr="PAGE"/>
+  </w:p>
+</w:ftr>
 </file>
 
 <file path=word/numbering.xml><?xml version="1.0" encoding="utf-8"?>
@@ -778,7 +583,7 @@
   <w:docDefaults>
     <w:rPrDefault>
       <w:rPr>
-        <w:rFonts w:asciiTheme="minorHAnsi" w:eastAsiaTheme="minorEastAsia" w:hAnsiTheme="minorHAnsi" w:cstheme="minorBidi"/>
+        <w:rFonts/>
         <w:sz w:val="22"/>
         <w:szCs w:val="22"/>
         <w:lang w:val="en-US" w:eastAsia="en-US" w:bidi="ar-SA"/>
@@ -933,6 +738,15 @@
     <w:name w:val="Normal"/>
     <w:qFormat/>
     <w:rsid w:val="00FC693F"/>
+    <w:pPr>
+      <w:spacing w:after="120" w:line="259" w:lineRule="auto"/>
+    </w:pPr>
+    <w:rPr>
+      <w:rFonts w:ascii="Times New Roman" w:hAnsi="Times New Roman"/>
+      <w:color w:val="000000"/>
+      <w:sz w:val="24"/>
+      <w:lang w:val="az-Latn-AZ"/>
+    </w:rPr>
   </w:style>
   <w:style w:type="paragraph" w:styleId="Header">
     <w:name w:val="header"/>
@@ -989,16 +803,17 @@
     <w:pPr>
       <w:keepNext/>
       <w:keepLines/>
-      <w:spacing w:before="480" w:after="0"/>
+      <w:spacing w:before="480" w:after="120" w:line="259" w:lineRule="auto"/>
       <w:outlineLvl w:val="0"/>
     </w:pPr>
     <w:rPr>
-      <w:rFonts w:asciiTheme="majorHAnsi" w:eastAsiaTheme="majorEastAsia" w:hAnsiTheme="majorHAnsi" w:cstheme="majorBidi"/>
+      <w:rFonts w:ascii="Times New Roman" w:hAnsi="Times New Roman"/>
       <w:b/>
       <w:bCs/>
-      <w:color w:val="365F91" w:themeColor="accent1" w:themeShade="BF"/>
-      <w:sz w:val="28"/>
+      <w:color w:val="000000"/>
+      <w:sz w:val="26"/>
       <w:szCs w:val="28"/>
+      <w:lang w:val="az-Latn-AZ"/>
     </w:rPr>
   </w:style>
   <w:style w:type="paragraph" w:styleId="Heading2">
@@ -1013,16 +828,17 @@
     <w:pPr>
       <w:keepNext/>
       <w:keepLines/>
-      <w:spacing w:before="200" w:after="0"/>
+      <w:spacing w:before="200" w:after="120" w:line="259" w:lineRule="auto"/>
       <w:outlineLvl w:val="1"/>
     </w:pPr>
     <w:rPr>
-      <w:rFonts w:asciiTheme="majorHAnsi" w:eastAsiaTheme="majorEastAsia" w:hAnsiTheme="majorHAnsi" w:cstheme="majorBidi"/>
+      <w:rFonts w:ascii="Times New Roman" w:hAnsi="Times New Roman"/>
       <w:b/>
       <w:bCs/>
-      <w:color w:val="4F81BD" w:themeColor="accent1"/>
+      <w:color w:val="000000"/>
       <w:sz w:val="26"/>
       <w:szCs w:val="26"/>
+      <w:lang w:val="az-Latn-AZ"/>
     </w:rPr>
   </w:style>
   <w:style w:type="paragraph" w:styleId="Heading3">
@@ -1041,7 +857,7 @@
       <w:outlineLvl w:val="2"/>
     </w:pPr>
     <w:rPr>
-      <w:rFonts w:asciiTheme="majorHAnsi" w:eastAsiaTheme="majorEastAsia" w:hAnsiTheme="majorHAnsi" w:cstheme="majorBidi"/>
+      <w:rFonts/>
       <w:b/>
       <w:bCs/>
       <w:color w:val="4F81BD" w:themeColor="accent1"/>
@@ -1064,7 +880,7 @@
       <w:outlineLvl w:val="3"/>
     </w:pPr>
     <w:rPr>
-      <w:rFonts w:asciiTheme="majorHAnsi" w:eastAsiaTheme="majorEastAsia" w:hAnsiTheme="majorHAnsi" w:cstheme="majorBidi"/>
+      <w:rFonts/>
       <w:b/>
       <w:bCs/>
       <w:i/>
@@ -1089,7 +905,7 @@
       <w:outlineLvl w:val="4"/>
     </w:pPr>
     <w:rPr>
-      <w:rFonts w:asciiTheme="majorHAnsi" w:eastAsiaTheme="majorEastAsia" w:hAnsiTheme="majorHAnsi" w:cstheme="majorBidi"/>
+      <w:rFonts/>
       <w:color w:val="243F60" w:themeColor="accent1" w:themeShade="7F"/>
     </w:rPr>
   </w:style>
@@ -1110,7 +926,7 @@
       <w:outlineLvl w:val="5"/>
     </w:pPr>
     <w:rPr>
-      <w:rFonts w:asciiTheme="majorHAnsi" w:eastAsiaTheme="majorEastAsia" w:hAnsiTheme="majorHAnsi" w:cstheme="majorBidi"/>
+      <w:rFonts/>
       <w:i/>
       <w:iCs/>
       <w:color w:val="243F60" w:themeColor="accent1" w:themeShade="7F"/>
@@ -1133,7 +949,7 @@
       <w:outlineLvl w:val="6"/>
     </w:pPr>
     <w:rPr>
-      <w:rFonts w:asciiTheme="majorHAnsi" w:eastAsiaTheme="majorEastAsia" w:hAnsiTheme="majorHAnsi" w:cstheme="majorBidi"/>
+      <w:rFonts/>
       <w:i/>
       <w:iCs/>
       <w:color w:val="404040" w:themeColor="text1" w:themeTint="BF"/>
@@ -1156,7 +972,7 @@
       <w:outlineLvl w:val="7"/>
     </w:pPr>
     <w:rPr>
-      <w:rFonts w:asciiTheme="majorHAnsi" w:eastAsiaTheme="majorEastAsia" w:hAnsiTheme="majorHAnsi" w:cstheme="majorBidi"/>
+      <w:rFonts/>
       <w:color w:val="4F81BD" w:themeColor="accent1"/>
       <w:sz w:val="20"/>
       <w:szCs w:val="20"/>
@@ -1179,7 +995,7 @@
       <w:outlineLvl w:val="8"/>
     </w:pPr>
     <w:rPr>
-      <w:rFonts w:asciiTheme="majorHAnsi" w:eastAsiaTheme="majorEastAsia" w:hAnsiTheme="majorHAnsi" w:cstheme="majorBidi"/>
+      <w:rFonts/>
       <w:i/>
       <w:iCs/>
       <w:color w:val="404040" w:themeColor="text1" w:themeTint="BF"/>
@@ -1230,7 +1046,7 @@
     <w:uiPriority w:val="9"/>
     <w:rsid w:val="00FC693F"/>
     <w:rPr>
-      <w:rFonts w:asciiTheme="majorHAnsi" w:eastAsiaTheme="majorEastAsia" w:hAnsiTheme="majorHAnsi" w:cstheme="majorBidi"/>
+      <w:rFonts/>
       <w:b/>
       <w:bCs/>
       <w:color w:val="365F91" w:themeColor="accent1" w:themeShade="BF"/>
@@ -1245,7 +1061,7 @@
     <w:uiPriority w:val="9"/>
     <w:rsid w:val="00FC693F"/>
     <w:rPr>
-      <w:rFonts w:asciiTheme="majorHAnsi" w:eastAsiaTheme="majorEastAsia" w:hAnsiTheme="majorHAnsi" w:cstheme="majorBidi"/>
+      <w:rFonts/>
       <w:b/>
       <w:bCs/>
       <w:color w:val="4F81BD" w:themeColor="accent1"/>
@@ -1260,7 +1076,7 @@
     <w:uiPriority w:val="9"/>
     <w:rsid w:val="00FC693F"/>
     <w:rPr>
-      <w:rFonts w:asciiTheme="majorHAnsi" w:eastAsiaTheme="majorEastAsia" w:hAnsiTheme="majorHAnsi" w:cstheme="majorBidi"/>
+      <w:rFonts/>
       <w:b/>
       <w:bCs/>
       <w:color w:val="4F81BD" w:themeColor="accent1"/>
@@ -1275,19 +1091,17 @@
     <w:qFormat/>
     <w:rsid w:val="00FC693F"/>
     <w:pPr>
-      <w:pBdr>
-        <w:bottom w:val="single" w:sz="8" w:space="4" w:color="4F81BD" w:themeColor="accent1"/>
-      </w:pBdr>
-      <w:spacing w:after="300" w:line="240" w:lineRule="auto"/>
+      <w:spacing w:after="120" w:line="259" w:lineRule="auto"/>
       <w:contextualSpacing/>
     </w:pPr>
     <w:rPr>
-      <w:rFonts w:asciiTheme="majorHAnsi" w:eastAsiaTheme="majorEastAsia" w:hAnsiTheme="majorHAnsi" w:cstheme="majorBidi"/>
-      <w:color w:val="17365D" w:themeColor="text2" w:themeShade="BF"/>
+      <w:rFonts w:ascii="Times New Roman" w:hAnsi="Times New Roman"/>
+      <w:color w:val="000000"/>
       <w:spacing w:val="5"/>
       <w:kern w:val="28"/>
-      <w:sz w:val="52"/>
+      <w:sz w:val="40"/>
       <w:szCs w:val="52"/>
+      <w:lang w:val="az-Latn-AZ"/>
     </w:rPr>
   </w:style>
   <w:style w:type="character" w:customStyle="1" w:styleId="TitleChar">
@@ -1297,7 +1111,7 @@
     <w:uiPriority w:val="10"/>
     <w:rsid w:val="00FC693F"/>
     <w:rPr>
-      <w:rFonts w:asciiTheme="majorHAnsi" w:eastAsiaTheme="majorEastAsia" w:hAnsiTheme="majorHAnsi" w:cstheme="majorBidi"/>
+      <w:rFonts/>
       <w:color w:val="17365D" w:themeColor="text2" w:themeShade="BF"/>
       <w:spacing w:val="5"/>
       <w:kern w:val="28"/>
@@ -1319,7 +1133,7 @@
       </w:numPr>
     </w:pPr>
     <w:rPr>
-      <w:rFonts w:asciiTheme="majorHAnsi" w:eastAsiaTheme="majorEastAsia" w:hAnsiTheme="majorHAnsi" w:cstheme="majorBidi"/>
+      <w:rFonts/>
       <w:i/>
       <w:iCs/>
       <w:color w:val="4F81BD" w:themeColor="accent1"/>
@@ -1335,7 +1149,7 @@
     <w:uiPriority w:val="11"/>
     <w:rsid w:val="00FC693F"/>
     <w:rPr>
-      <w:rFonts w:asciiTheme="majorHAnsi" w:eastAsiaTheme="majorEastAsia" w:hAnsiTheme="majorHAnsi" w:cstheme="majorBidi"/>
+      <w:rFonts/>
       <w:i/>
       <w:iCs/>
       <w:color w:val="4F81BD" w:themeColor="accent1"/>
@@ -1460,8 +1274,15 @@
       <w:numPr>
         <w:numId w:val="1"/>
       </w:numPr>
+      <w:spacing w:after="120" w:line="259" w:lineRule="auto"/>
       <w:contextualSpacing/>
     </w:pPr>
+    <w:rPr>
+      <w:rFonts w:ascii="Times New Roman" w:hAnsi="Times New Roman"/>
+      <w:color w:val="000000"/>
+      <w:sz w:val="24"/>
+      <w:lang w:val="az-Latn-AZ"/>
+    </w:rPr>
   </w:style>
   <w:style w:type="paragraph" w:styleId="ListBullet2">
     <w:name w:val="List Bullet 2"/>
@@ -1633,7 +1454,7 @@
     <w:semiHidden/>
     <w:rsid w:val="00FC693F"/>
     <w:rPr>
-      <w:rFonts w:asciiTheme="majorHAnsi" w:eastAsiaTheme="majorEastAsia" w:hAnsiTheme="majorHAnsi" w:cstheme="majorBidi"/>
+      <w:rFonts/>
       <w:b/>
       <w:bCs/>
       <w:i/>
@@ -1649,7 +1470,7 @@
     <w:semiHidden/>
     <w:rsid w:val="00FC693F"/>
     <w:rPr>
-      <w:rFonts w:asciiTheme="majorHAnsi" w:eastAsiaTheme="majorEastAsia" w:hAnsiTheme="majorHAnsi" w:cstheme="majorBidi"/>
+      <w:rFonts/>
       <w:color w:val="243F60" w:themeColor="accent1" w:themeShade="7F"/>
     </w:rPr>
   </w:style>
@@ -1661,7 +1482,7 @@
     <w:semiHidden/>
     <w:rsid w:val="00FC693F"/>
     <w:rPr>
-      <w:rFonts w:asciiTheme="majorHAnsi" w:eastAsiaTheme="majorEastAsia" w:hAnsiTheme="majorHAnsi" w:cstheme="majorBidi"/>
+      <w:rFonts/>
       <w:i/>
       <w:iCs/>
       <w:color w:val="243F60" w:themeColor="accent1" w:themeShade="7F"/>
@@ -1675,7 +1496,7 @@
     <w:semiHidden/>
     <w:rsid w:val="00FC693F"/>
     <w:rPr>
-      <w:rFonts w:asciiTheme="majorHAnsi" w:eastAsiaTheme="majorEastAsia" w:hAnsiTheme="majorHAnsi" w:cstheme="majorBidi"/>
+      <w:rFonts/>
       <w:i/>
       <w:iCs/>
       <w:color w:val="404040" w:themeColor="text1" w:themeTint="BF"/>
@@ -1689,7 +1510,7 @@
     <w:semiHidden/>
     <w:rsid w:val="00FC693F"/>
     <w:rPr>
-      <w:rFonts w:asciiTheme="majorHAnsi" w:eastAsiaTheme="majorEastAsia" w:hAnsiTheme="majorHAnsi" w:cstheme="majorBidi"/>
+      <w:rFonts/>
       <w:color w:val="4F81BD" w:themeColor="accent1"/>
       <w:sz w:val="20"/>
       <w:szCs w:val="20"/>
@@ -1703,7 +1524,7 @@
     <w:semiHidden/>
     <w:rsid w:val="00FC693F"/>
     <w:rPr>
-      <w:rFonts w:asciiTheme="majorHAnsi" w:eastAsiaTheme="majorEastAsia" w:hAnsiTheme="majorHAnsi" w:cstheme="majorBidi"/>
+      <w:rFonts/>
       <w:i/>
       <w:iCs/>
       <w:color w:val="404040" w:themeColor="text1" w:themeTint="BF"/>
@@ -1762,9 +1583,6 @@
     <w:qFormat/>
     <w:rsid w:val="00FC693F"/>
     <w:pPr>
-      <w:pBdr>
-        <w:bottom w:val="single" w:sz="4" w:space="4" w:color="4F81BD" w:themeColor="accent1"/>
-      </w:pBdr>
       <w:spacing w:before="200" w:after="280"/>
       <w:ind w:left="936" w:right="936"/>
     </w:pPr>
@@ -3292,7 +3110,7 @@
         <w:spacing w:before="0" w:after="0" w:line="240" w:lineRule="auto"/>
       </w:pPr>
       <w:rPr>
-        <w:rFonts w:asciiTheme="majorHAnsi" w:eastAsiaTheme="majorEastAsia" w:hAnsiTheme="majorHAnsi" w:cstheme="majorBidi"/>
+        <w:rFonts/>
         <w:b/>
         <w:bCs/>
       </w:rPr>
@@ -3313,7 +3131,7 @@
         <w:spacing w:before="0" w:after="0" w:line="240" w:lineRule="auto"/>
       </w:pPr>
       <w:rPr>
-        <w:rFonts w:asciiTheme="majorHAnsi" w:eastAsiaTheme="majorEastAsia" w:hAnsiTheme="majorHAnsi" w:cstheme="majorBidi"/>
+        <w:rFonts/>
         <w:b/>
         <w:bCs/>
       </w:rPr>
@@ -3331,14 +3149,14 @@
     </w:tblStylePr>
     <w:tblStylePr w:type="firstCol">
       <w:rPr>
-        <w:rFonts w:asciiTheme="majorHAnsi" w:eastAsiaTheme="majorEastAsia" w:hAnsiTheme="majorHAnsi" w:cstheme="majorBidi"/>
+        <w:rFonts/>
         <w:b/>
         <w:bCs/>
       </w:rPr>
     </w:tblStylePr>
     <w:tblStylePr w:type="lastCol">
       <w:rPr>
-        <w:rFonts w:asciiTheme="majorHAnsi" w:eastAsiaTheme="majorEastAsia" w:hAnsiTheme="majorHAnsi" w:cstheme="majorBidi"/>
+        <w:rFonts/>
         <w:b/>
         <w:bCs/>
       </w:rPr>
@@ -3422,7 +3240,7 @@
         <w:spacing w:before="0" w:after="0" w:line="240" w:lineRule="auto"/>
       </w:pPr>
       <w:rPr>
-        <w:rFonts w:asciiTheme="majorHAnsi" w:eastAsiaTheme="majorEastAsia" w:hAnsiTheme="majorHAnsi" w:cstheme="majorBidi"/>
+        <w:rFonts/>
         <w:b/>
         <w:bCs/>
       </w:rPr>
@@ -3443,7 +3261,7 @@
         <w:spacing w:before="0" w:after="0" w:line="240" w:lineRule="auto"/>
       </w:pPr>
       <w:rPr>
-        <w:rFonts w:asciiTheme="majorHAnsi" w:eastAsiaTheme="majorEastAsia" w:hAnsiTheme="majorHAnsi" w:cstheme="majorBidi"/>
+        <w:rFonts/>
         <w:b/>
         <w:bCs/>
       </w:rPr>
@@ -3461,14 +3279,14 @@
     </w:tblStylePr>
     <w:tblStylePr w:type="firstCol">
       <w:rPr>
-        <w:rFonts w:asciiTheme="majorHAnsi" w:eastAsiaTheme="majorEastAsia" w:hAnsiTheme="majorHAnsi" w:cstheme="majorBidi"/>
+        <w:rFonts/>
         <w:b/>
         <w:bCs/>
       </w:rPr>
     </w:tblStylePr>
     <w:tblStylePr w:type="lastCol">
       <w:rPr>
-        <w:rFonts w:asciiTheme="majorHAnsi" w:eastAsiaTheme="majorEastAsia" w:hAnsiTheme="majorHAnsi" w:cstheme="majorBidi"/>
+        <w:rFonts/>
         <w:b/>
         <w:bCs/>
       </w:rPr>
@@ -3552,7 +3370,7 @@
         <w:spacing w:before="0" w:after="0" w:line="240" w:lineRule="auto"/>
       </w:pPr>
       <w:rPr>
-        <w:rFonts w:asciiTheme="majorHAnsi" w:eastAsiaTheme="majorEastAsia" w:hAnsiTheme="majorHAnsi" w:cstheme="majorBidi"/>
+        <w:rFonts/>
         <w:b/>
         <w:bCs/>
       </w:rPr>
@@ -3573,7 +3391,7 @@
         <w:spacing w:before="0" w:after="0" w:line="240" w:lineRule="auto"/>
       </w:pPr>
       <w:rPr>
-        <w:rFonts w:asciiTheme="majorHAnsi" w:eastAsiaTheme="majorEastAsia" w:hAnsiTheme="majorHAnsi" w:cstheme="majorBidi"/>
+        <w:rFonts/>
         <w:b/>
         <w:bCs/>
       </w:rPr>
@@ -3591,14 +3409,14 @@
     </w:tblStylePr>
     <w:tblStylePr w:type="firstCol">
       <w:rPr>
-        <w:rFonts w:asciiTheme="majorHAnsi" w:eastAsiaTheme="majorEastAsia" w:hAnsiTheme="majorHAnsi" w:cstheme="majorBidi"/>
+        <w:rFonts/>
         <w:b/>
         <w:bCs/>
       </w:rPr>
     </w:tblStylePr>
     <w:tblStylePr w:type="lastCol">
       <w:rPr>
-        <w:rFonts w:asciiTheme="majorHAnsi" w:eastAsiaTheme="majorEastAsia" w:hAnsiTheme="majorHAnsi" w:cstheme="majorBidi"/>
+        <w:rFonts/>
         <w:b/>
         <w:bCs/>
       </w:rPr>
@@ -3682,7 +3500,7 @@
         <w:spacing w:before="0" w:after="0" w:line="240" w:lineRule="auto"/>
       </w:pPr>
       <w:rPr>
-        <w:rFonts w:asciiTheme="majorHAnsi" w:eastAsiaTheme="majorEastAsia" w:hAnsiTheme="majorHAnsi" w:cstheme="majorBidi"/>
+        <w:rFonts/>
         <w:b/>
         <w:bCs/>
       </w:rPr>
@@ -3703,7 +3521,7 @@
         <w:spacing w:before="0" w:after="0" w:line="240" w:lineRule="auto"/>
       </w:pPr>
       <w:rPr>
-        <w:rFonts w:asciiTheme="majorHAnsi" w:eastAsiaTheme="majorEastAsia" w:hAnsiTheme="majorHAnsi" w:cstheme="majorBidi"/>
+        <w:rFonts/>
         <w:b/>
         <w:bCs/>
       </w:rPr>
@@ -3721,14 +3539,14 @@
     </w:tblStylePr>
     <w:tblStylePr w:type="firstCol">
       <w:rPr>
-        <w:rFonts w:asciiTheme="majorHAnsi" w:eastAsiaTheme="majorEastAsia" w:hAnsiTheme="majorHAnsi" w:cstheme="majorBidi"/>
+        <w:rFonts/>
         <w:b/>
         <w:bCs/>
       </w:rPr>
     </w:tblStylePr>
     <w:tblStylePr w:type="lastCol">
       <w:rPr>
-        <w:rFonts w:asciiTheme="majorHAnsi" w:eastAsiaTheme="majorEastAsia" w:hAnsiTheme="majorHAnsi" w:cstheme="majorBidi"/>
+        <w:rFonts/>
         <w:b/>
         <w:bCs/>
       </w:rPr>
@@ -3812,7 +3630,7 @@
         <w:spacing w:before="0" w:after="0" w:line="240" w:lineRule="auto"/>
       </w:pPr>
       <w:rPr>
-        <w:rFonts w:asciiTheme="majorHAnsi" w:eastAsiaTheme="majorEastAsia" w:hAnsiTheme="majorHAnsi" w:cstheme="majorBidi"/>
+        <w:rFonts/>
         <w:b/>
         <w:bCs/>
       </w:rPr>
@@ -3833,7 +3651,7 @@
         <w:spacing w:before="0" w:after="0" w:line="240" w:lineRule="auto"/>
       </w:pPr>
       <w:rPr>
-        <w:rFonts w:asciiTheme="majorHAnsi" w:eastAsiaTheme="majorEastAsia" w:hAnsiTheme="majorHAnsi" w:cstheme="majorBidi"/>
+        <w:rFonts/>
         <w:b/>
         <w:bCs/>
       </w:rPr>
@@ -3851,14 +3669,14 @@
     </w:tblStylePr>
     <w:tblStylePr w:type="firstCol">
       <w:rPr>
-        <w:rFonts w:asciiTheme="majorHAnsi" w:eastAsiaTheme="majorEastAsia" w:hAnsiTheme="majorHAnsi" w:cstheme="majorBidi"/>
+        <w:rFonts/>
         <w:b/>
         <w:bCs/>
       </w:rPr>
     </w:tblStylePr>
     <w:tblStylePr w:type="lastCol">
       <w:rPr>
-        <w:rFonts w:asciiTheme="majorHAnsi" w:eastAsiaTheme="majorEastAsia" w:hAnsiTheme="majorHAnsi" w:cstheme="majorBidi"/>
+        <w:rFonts/>
         <w:b/>
         <w:bCs/>
       </w:rPr>
@@ -3942,7 +3760,7 @@
         <w:spacing w:before="0" w:after="0" w:line="240" w:lineRule="auto"/>
       </w:pPr>
       <w:rPr>
-        <w:rFonts w:asciiTheme="majorHAnsi" w:eastAsiaTheme="majorEastAsia" w:hAnsiTheme="majorHAnsi" w:cstheme="majorBidi"/>
+        <w:rFonts/>
         <w:b/>
         <w:bCs/>
       </w:rPr>
@@ -3963,7 +3781,7 @@
         <w:spacing w:before="0" w:after="0" w:line="240" w:lineRule="auto"/>
       </w:pPr>
       <w:rPr>
-        <w:rFonts w:asciiTheme="majorHAnsi" w:eastAsiaTheme="majorEastAsia" w:hAnsiTheme="majorHAnsi" w:cstheme="majorBidi"/>
+        <w:rFonts/>
         <w:b/>
         <w:bCs/>
       </w:rPr>
@@ -3981,14 +3799,14 @@
     </w:tblStylePr>
     <w:tblStylePr w:type="firstCol">
       <w:rPr>
-        <w:rFonts w:asciiTheme="majorHAnsi" w:eastAsiaTheme="majorEastAsia" w:hAnsiTheme="majorHAnsi" w:cstheme="majorBidi"/>
+        <w:rFonts/>
         <w:b/>
         <w:bCs/>
       </w:rPr>
     </w:tblStylePr>
     <w:tblStylePr w:type="lastCol">
       <w:rPr>
-        <w:rFonts w:asciiTheme="majorHAnsi" w:eastAsiaTheme="majorEastAsia" w:hAnsiTheme="majorHAnsi" w:cstheme="majorBidi"/>
+        <w:rFonts/>
         <w:b/>
         <w:bCs/>
       </w:rPr>
@@ -4072,7 +3890,7 @@
         <w:spacing w:before="0" w:after="0" w:line="240" w:lineRule="auto"/>
       </w:pPr>
       <w:rPr>
-        <w:rFonts w:asciiTheme="majorHAnsi" w:eastAsiaTheme="majorEastAsia" w:hAnsiTheme="majorHAnsi" w:cstheme="majorBidi"/>
+        <w:rFonts/>
         <w:b/>
         <w:bCs/>
       </w:rPr>
@@ -4093,7 +3911,7 @@
         <w:spacing w:before="0" w:after="0" w:line="240" w:lineRule="auto"/>
       </w:pPr>
       <w:rPr>
-        <w:rFonts w:asciiTheme="majorHAnsi" w:eastAsiaTheme="majorEastAsia" w:hAnsiTheme="majorHAnsi" w:cstheme="majorBidi"/>
+        <w:rFonts/>
         <w:b/>
         <w:bCs/>
       </w:rPr>
@@ -4111,14 +3929,14 @@
     </w:tblStylePr>
     <w:tblStylePr w:type="firstCol">
       <w:rPr>
-        <w:rFonts w:asciiTheme="majorHAnsi" w:eastAsiaTheme="majorEastAsia" w:hAnsiTheme="majorHAnsi" w:cstheme="majorBidi"/>
+        <w:rFonts/>
         <w:b/>
         <w:bCs/>
       </w:rPr>
     </w:tblStylePr>
     <w:tblStylePr w:type="lastCol">
       <w:rPr>
-        <w:rFonts w:asciiTheme="majorHAnsi" w:eastAsiaTheme="majorEastAsia" w:hAnsiTheme="majorHAnsi" w:cstheme="majorBidi"/>
+        <w:rFonts/>
         <w:b/>
         <w:bCs/>
       </w:rPr>
@@ -5983,7 +5801,7 @@
     </w:tblPr>
     <w:tblStylePr w:type="firstRow">
       <w:rPr>
-        <w:rFonts w:asciiTheme="majorHAnsi" w:eastAsiaTheme="majorEastAsia" w:hAnsiTheme="majorHAnsi" w:cstheme="majorBidi"/>
+        <w:rFonts/>
       </w:rPr>
       <w:tblPr/>
       <w:tcPr>
@@ -6067,7 +5885,7 @@
     </w:tblPr>
     <w:tblStylePr w:type="firstRow">
       <w:rPr>
-        <w:rFonts w:asciiTheme="majorHAnsi" w:eastAsiaTheme="majorEastAsia" w:hAnsiTheme="majorHAnsi" w:cstheme="majorBidi"/>
+        <w:rFonts/>
       </w:rPr>
       <w:tblPr/>
       <w:tcPr>
@@ -6151,7 +5969,7 @@
     </w:tblPr>
     <w:tblStylePr w:type="firstRow">
       <w:rPr>
-        <w:rFonts w:asciiTheme="majorHAnsi" w:eastAsiaTheme="majorEastAsia" w:hAnsiTheme="majorHAnsi" w:cstheme="majorBidi"/>
+        <w:rFonts/>
       </w:rPr>
       <w:tblPr/>
       <w:tcPr>
@@ -6235,7 +6053,7 @@
     </w:tblPr>
     <w:tblStylePr w:type="firstRow">
       <w:rPr>
-        <w:rFonts w:asciiTheme="majorHAnsi" w:eastAsiaTheme="majorEastAsia" w:hAnsiTheme="majorHAnsi" w:cstheme="majorBidi"/>
+        <w:rFonts/>
       </w:rPr>
       <w:tblPr/>
       <w:tcPr>
@@ -6319,7 +6137,7 @@
     </w:tblPr>
     <w:tblStylePr w:type="firstRow">
       <w:rPr>
-        <w:rFonts w:asciiTheme="majorHAnsi" w:eastAsiaTheme="majorEastAsia" w:hAnsiTheme="majorHAnsi" w:cstheme="majorBidi"/>
+        <w:rFonts/>
       </w:rPr>
       <w:tblPr/>
       <w:tcPr>
@@ -6403,7 +6221,7 @@
     </w:tblPr>
     <w:tblStylePr w:type="firstRow">
       <w:rPr>
-        <w:rFonts w:asciiTheme="majorHAnsi" w:eastAsiaTheme="majorEastAsia" w:hAnsiTheme="majorHAnsi" w:cstheme="majorBidi"/>
+        <w:rFonts/>
       </w:rPr>
       <w:tblPr/>
       <w:tcPr>
@@ -6487,7 +6305,7 @@
     </w:tblPr>
     <w:tblStylePr w:type="firstRow">
       <w:rPr>
-        <w:rFonts w:asciiTheme="majorHAnsi" w:eastAsiaTheme="majorEastAsia" w:hAnsiTheme="majorHAnsi" w:cstheme="majorBidi"/>
+        <w:rFonts/>
       </w:rPr>
       <w:tblPr/>
       <w:tcPr>
@@ -6552,7 +6370,7 @@
       <w:spacing w:after="0" w:line="240" w:lineRule="auto"/>
     </w:pPr>
     <w:rPr>
-      <w:rFonts w:asciiTheme="majorHAnsi" w:eastAsiaTheme="majorEastAsia" w:hAnsiTheme="majorHAnsi" w:cstheme="majorBidi"/>
+      <w:rFonts/>
       <w:color w:val="000000" w:themeColor="text1"/>
     </w:rPr>
     <w:tblPr>
@@ -6680,7 +6498,7 @@
       <w:spacing w:after="0" w:line="240" w:lineRule="auto"/>
     </w:pPr>
     <w:rPr>
-      <w:rFonts w:asciiTheme="majorHAnsi" w:eastAsiaTheme="majorEastAsia" w:hAnsiTheme="majorHAnsi" w:cstheme="majorBidi"/>
+      <w:rFonts/>
       <w:color w:val="000000" w:themeColor="text1"/>
     </w:rPr>
     <w:tblPr>
@@ -6808,7 +6626,7 @@
       <w:spacing w:after="0" w:line="240" w:lineRule="auto"/>
     </w:pPr>
     <w:rPr>
-      <w:rFonts w:asciiTheme="majorHAnsi" w:eastAsiaTheme="majorEastAsia" w:hAnsiTheme="majorHAnsi" w:cstheme="majorBidi"/>
+      <w:rFonts/>
       <w:color w:val="000000" w:themeColor="text1"/>
     </w:rPr>
     <w:tblPr>
@@ -6936,7 +6754,7 @@
       <w:spacing w:after="0" w:line="240" w:lineRule="auto"/>
     </w:pPr>
     <w:rPr>
-      <w:rFonts w:asciiTheme="majorHAnsi" w:eastAsiaTheme="majorEastAsia" w:hAnsiTheme="majorHAnsi" w:cstheme="majorBidi"/>
+      <w:rFonts/>
       <w:color w:val="000000" w:themeColor="text1"/>
     </w:rPr>
     <w:tblPr>
@@ -7064,7 +6882,7 @@
       <w:spacing w:after="0" w:line="240" w:lineRule="auto"/>
     </w:pPr>
     <w:rPr>
-      <w:rFonts w:asciiTheme="majorHAnsi" w:eastAsiaTheme="majorEastAsia" w:hAnsiTheme="majorHAnsi" w:cstheme="majorBidi"/>
+      <w:rFonts/>
       <w:color w:val="000000" w:themeColor="text1"/>
     </w:rPr>
     <w:tblPr>
@@ -7192,7 +7010,7 @@
       <w:spacing w:after="0" w:line="240" w:lineRule="auto"/>
     </w:pPr>
     <w:rPr>
-      <w:rFonts w:asciiTheme="majorHAnsi" w:eastAsiaTheme="majorEastAsia" w:hAnsiTheme="majorHAnsi" w:cstheme="majorBidi"/>
+      <w:rFonts/>
       <w:color w:val="000000" w:themeColor="text1"/>
     </w:rPr>
     <w:tblPr>
@@ -7320,7 +7138,7 @@
       <w:spacing w:after="0" w:line="240" w:lineRule="auto"/>
     </w:pPr>
     <w:rPr>
-      <w:rFonts w:asciiTheme="majorHAnsi" w:eastAsiaTheme="majorEastAsia" w:hAnsiTheme="majorHAnsi" w:cstheme="majorBidi"/>
+      <w:rFonts/>
       <w:color w:val="000000" w:themeColor="text1"/>
     </w:rPr>
     <w:tblPr>
@@ -7959,7 +7777,7 @@
       <w:spacing w:after="0" w:line="240" w:lineRule="auto"/>
     </w:pPr>
     <w:rPr>
-      <w:rFonts w:asciiTheme="majorHAnsi" w:eastAsiaTheme="majorEastAsia" w:hAnsiTheme="majorHAnsi" w:cstheme="majorBidi"/>
+      <w:rFonts/>
       <w:color w:val="000000" w:themeColor="text1"/>
     </w:rPr>
     <w:tblPr>
@@ -8084,7 +7902,7 @@
       <w:spacing w:after="0" w:line="240" w:lineRule="auto"/>
     </w:pPr>
     <w:rPr>
-      <w:rFonts w:asciiTheme="majorHAnsi" w:eastAsiaTheme="majorEastAsia" w:hAnsiTheme="majorHAnsi" w:cstheme="majorBidi"/>
+      <w:rFonts/>
       <w:color w:val="000000" w:themeColor="text1"/>
     </w:rPr>
     <w:tblPr>
@@ -8209,7 +8027,7 @@
       <w:spacing w:after="0" w:line="240" w:lineRule="auto"/>
     </w:pPr>
     <w:rPr>
-      <w:rFonts w:asciiTheme="majorHAnsi" w:eastAsiaTheme="majorEastAsia" w:hAnsiTheme="majorHAnsi" w:cstheme="majorBidi"/>
+      <w:rFonts/>
       <w:color w:val="000000" w:themeColor="text1"/>
     </w:rPr>
     <w:tblPr>
@@ -8334,7 +8152,7 @@
       <w:spacing w:after="0" w:line="240" w:lineRule="auto"/>
     </w:pPr>
     <w:rPr>
-      <w:rFonts w:asciiTheme="majorHAnsi" w:eastAsiaTheme="majorEastAsia" w:hAnsiTheme="majorHAnsi" w:cstheme="majorBidi"/>
+      <w:rFonts/>
       <w:color w:val="000000" w:themeColor="text1"/>
     </w:rPr>
     <w:tblPr>
@@ -8459,7 +8277,7 @@
       <w:spacing w:after="0" w:line="240" w:lineRule="auto"/>
     </w:pPr>
     <w:rPr>
-      <w:rFonts w:asciiTheme="majorHAnsi" w:eastAsiaTheme="majorEastAsia" w:hAnsiTheme="majorHAnsi" w:cstheme="majorBidi"/>
+      <w:rFonts/>
       <w:color w:val="000000" w:themeColor="text1"/>
     </w:rPr>
     <w:tblPr>
@@ -8584,7 +8402,7 @@
       <w:spacing w:after="0" w:line="240" w:lineRule="auto"/>
     </w:pPr>
     <w:rPr>
-      <w:rFonts w:asciiTheme="majorHAnsi" w:eastAsiaTheme="majorEastAsia" w:hAnsiTheme="majorHAnsi" w:cstheme="majorBidi"/>
+      <w:rFonts/>
       <w:color w:val="000000" w:themeColor="text1"/>
     </w:rPr>
     <w:tblPr>
@@ -8709,7 +8527,7 @@
       <w:spacing w:after="0" w:line="240" w:lineRule="auto"/>
     </w:pPr>
     <w:rPr>
-      <w:rFonts w:asciiTheme="majorHAnsi" w:eastAsiaTheme="majorEastAsia" w:hAnsiTheme="majorHAnsi" w:cstheme="majorBidi"/>
+      <w:rFonts/>
       <w:color w:val="000000" w:themeColor="text1"/>
     </w:rPr>
     <w:tblPr>

--- a/az/discovery-articles/4.6 Sanitariya və təmiz su sistemləri.docx
+++ b/az/discovery-articles/4.6 Sanitariya və təmiz su sistemləri.docx
@@ -120,7 +120,7 @@
         <w:widowControl/>
       </w:pPr>
       <w:r>
-        <w:t>Kim kəşf edib və ya yaradıb</w:t>
+        <w:t xml:space="preserve">Kim yaradıb</w:t>
       </w:r>
     </w:p>
     <w:p>
@@ -217,7 +217,7 @@
         <w:rPr>
           <w:sz w:val="20"/>
         </w:rPr>
-        <w:t>C Qurumların materialları və ensiklopedik mənbələr</w:t>
+        <w:t>Qurumların materialları və ensiklopedik mənbələr</w:t>
       </w:r>
     </w:p>
     <w:p>
@@ -325,7 +325,7 @@
         <w:rPr>
           <w:sz w:val="20"/>
         </w:rPr>
-        <w:t>D Muzey arxiv və kitabxana materialları</w:t>
+        <w:t>Muzey arxiv və kitabxana materialları</w:t>
       </w:r>
     </w:p>
     <w:p>
